--- a/5th Term/Information systems and DB/Lab3pt1/Lab3.3 Отчёт.docx
+++ b/5th Term/Information systems and DB/Lab3pt1/Lab3.3 Отчёт.docx
@@ -1939,6 +1939,7 @@
           <w:sz w:val="19"/>
           <w:szCs w:val="19"/>
           <w:highlight w:val="white"/>
+          <w:lang w:val="en-US"/>
         </w:rPr>
       </w:pPr>
       <w:r>
@@ -1959,6 +1960,7 @@
           <w:sz w:val="19"/>
           <w:szCs w:val="19"/>
           <w:highlight w:val="white"/>
+          <w:lang w:val="en-US"/>
         </w:rPr>
         <w:t>this</w:t>
       </w:r>
@@ -1969,6 +1971,7 @@
           <w:sz w:val="19"/>
           <w:szCs w:val="19"/>
           <w:highlight w:val="white"/>
+          <w:lang w:val="en-US"/>
         </w:rPr>
         <w:t>.dgClass.DataSource = bs;</w:t>
       </w:r>
@@ -1987,15 +1990,17 @@
           <w:sz w:val="19"/>
           <w:szCs w:val="19"/>
           <w:highlight w:val="white"/>
-        </w:rPr>
-      </w:pPr>
-      <w:r>
-        <w:rPr>
-          <w:rFonts w:ascii="Cascadia Mono" w:hAnsi="Cascadia Mono" w:cs="Cascadia Mono"/>
-          <w:color w:val="000000"/>
-          <w:sz w:val="19"/>
-          <w:szCs w:val="19"/>
-          <w:highlight w:val="white"/>
+          <w:lang w:val="en-US"/>
+        </w:rPr>
+      </w:pPr>
+      <w:r>
+        <w:rPr>
+          <w:rFonts w:ascii="Cascadia Mono" w:hAnsi="Cascadia Mono" w:cs="Cascadia Mono"/>
+          <w:color w:val="000000"/>
+          <w:sz w:val="19"/>
+          <w:szCs w:val="19"/>
+          <w:highlight w:val="white"/>
+          <w:lang w:val="en-US"/>
         </w:rPr>
         <w:t xml:space="preserve">    }</w:t>
       </w:r>
@@ -2009,32 +2014,60 @@
           <w:rFonts w:eastAsia="Times New Roman" w:cs="Times New Roman"/>
           <w:b/>
           <w:szCs w:val="28"/>
+          <w:lang w:val="en-US" w:eastAsia="ru-RU"/>
+        </w:rPr>
+      </w:pPr>
+      <w:r>
+        <w:rPr>
+          <w:rFonts w:ascii="Cascadia Mono" w:hAnsi="Cascadia Mono" w:cs="Cascadia Mono"/>
+          <w:color w:val="000000"/>
+          <w:sz w:val="19"/>
+          <w:szCs w:val="19"/>
+          <w:highlight w:val="white"/>
+          <w:lang w:val="en-US"/>
+        </w:rPr>
+        <w:t>}</w:t>
+      </w:r>
+    </w:p>
+    <w:p>
+      <w:pPr>
+        <w:spacing w:after="160" w:line="259" w:lineRule="auto"/>
+        <w:ind w:firstLine="0"/>
+        <w:jc w:val="left"/>
+        <w:rPr>
+          <w:rFonts w:eastAsia="Times New Roman" w:cs="Times New Roman"/>
+          <w:b/>
+          <w:szCs w:val="28"/>
+          <w:lang w:val="en-US" w:eastAsia="ru-RU"/>
+        </w:rPr>
+      </w:pPr>
+      <w:r>
+        <w:rPr>
+          <w:rFonts w:eastAsia="Times New Roman" w:cs="Times New Roman"/>
+          <w:b/>
+          <w:szCs w:val="28"/>
           <w:lang w:eastAsia="ru-RU"/>
         </w:rPr>
-      </w:pPr>
-      <w:r>
-        <w:rPr>
-          <w:rFonts w:ascii="Cascadia Mono" w:hAnsi="Cascadia Mono" w:cs="Cascadia Mono"/>
-          <w:color w:val="000000"/>
-          <w:sz w:val="19"/>
-          <w:szCs w:val="19"/>
-          <w:highlight w:val="white"/>
-        </w:rPr>
-        <w:t>}</w:t>
-      </w:r>
-    </w:p>
-    <w:p>
-      <w:pPr>
-        <w:spacing w:after="160" w:line="259" w:lineRule="auto"/>
-        <w:ind w:firstLine="0"/>
-        <w:jc w:val="left"/>
+        <w:t>П</w:t>
+      </w:r>
+      <w:r>
         <w:rPr>
           <w:rFonts w:eastAsia="Times New Roman" w:cs="Times New Roman"/>
           <w:b/>
           <w:szCs w:val="28"/>
+          <w:lang w:eastAsia="ru-RU"/>
+        </w:rPr>
+        <w:t>рограммный</w:t>
+      </w:r>
+      <w:r>
+        <w:rPr>
+          <w:rFonts w:eastAsia="Times New Roman" w:cs="Times New Roman"/>
+          <w:b/>
+          <w:szCs w:val="28"/>
           <w:lang w:val="en-US" w:eastAsia="ru-RU"/>
         </w:rPr>
-      </w:pPr>
+        <w:t xml:space="preserve"> </w:t>
+      </w:r>
       <w:r>
         <w:rPr>
           <w:rFonts w:eastAsia="Times New Roman" w:cs="Times New Roman"/>
@@ -2042,16 +2075,70 @@
           <w:szCs w:val="28"/>
           <w:lang w:eastAsia="ru-RU"/>
         </w:rPr>
-        <w:t>П</w:t>
+        <w:t>код</w:t>
       </w:r>
       <w:r>
         <w:rPr>
           <w:rFonts w:eastAsia="Times New Roman" w:cs="Times New Roman"/>
           <w:b/>
           <w:szCs w:val="28"/>
+          <w:lang w:val="en-US" w:eastAsia="ru-RU"/>
+        </w:rPr>
+        <w:t xml:space="preserve"> </w:t>
+      </w:r>
+      <w:r>
+        <w:rPr>
+          <w:rFonts w:eastAsia="Times New Roman" w:cs="Times New Roman"/>
+          <w:b/>
+          <w:szCs w:val="28"/>
           <w:lang w:eastAsia="ru-RU"/>
         </w:rPr>
-        <w:t>рограммный код метода удаления строки;</w:t>
+        <w:t>метода</w:t>
+      </w:r>
+      <w:r>
+        <w:rPr>
+          <w:rFonts w:eastAsia="Times New Roman" w:cs="Times New Roman"/>
+          <w:b/>
+          <w:szCs w:val="28"/>
+          <w:lang w:val="en-US" w:eastAsia="ru-RU"/>
+        </w:rPr>
+        <w:t xml:space="preserve"> </w:t>
+      </w:r>
+      <w:r>
+        <w:rPr>
+          <w:rFonts w:eastAsia="Times New Roman" w:cs="Times New Roman"/>
+          <w:b/>
+          <w:szCs w:val="28"/>
+          <w:lang w:eastAsia="ru-RU"/>
+        </w:rPr>
+        <w:t>удаления</w:t>
+      </w:r>
+      <w:r>
+        <w:rPr>
+          <w:rFonts w:eastAsia="Times New Roman" w:cs="Times New Roman"/>
+          <w:b/>
+          <w:szCs w:val="28"/>
+          <w:lang w:val="en-US" w:eastAsia="ru-RU"/>
+        </w:rPr>
+        <w:t xml:space="preserve"> </w:t>
+      </w:r>
+      <w:r>
+        <w:rPr>
+          <w:rFonts w:eastAsia="Times New Roman" w:cs="Times New Roman"/>
+          <w:b/>
+          <w:szCs w:val="28"/>
+          <w:lang w:eastAsia="ru-RU"/>
+        </w:rPr>
+        <w:t>строки</w:t>
+      </w:r>
+      <w:r>
+        <w:rPr>
+          <w:rFonts w:eastAsia="Times New Roman" w:cs="Times New Roman"/>
+          <w:b/>
+          <w:szCs w:val="28"/>
+          <w:lang w:val="en-US" w:eastAsia="ru-RU"/>
+        </w:rPr>
+        <w:t>;</w:t>
       </w:r>
     </w:p>
     <w:p>
@@ -2910,6 +2997,7 @@
           <w:sz w:val="19"/>
           <w:szCs w:val="19"/>
           <w:highlight w:val="white"/>
+          <w:lang w:val="en-US"/>
         </w:rPr>
         <w:t xml:space="preserve">    </w:t>
       </w:r>
@@ -2933,7 +3021,29 @@
           <w:highlight w:val="white"/>
           <w:lang w:val="en-US"/>
         </w:rPr>
-        <w:t>"DELETE FROM shedule.audit "</w:t>
+        <w:t>"DELETE FROM shedule.</w:t>
+      </w:r>
+      <w:r>
+        <w:rPr>
+          <w:rFonts w:ascii="Cascadia Mono" w:hAnsi="Cascadia Mono" w:cs="Cascadia Mono"/>
+          <w:color w:val="A31515"/>
+          <w:sz w:val="19"/>
+          <w:szCs w:val="19"/>
+          <w:highlight w:val="white"/>
+          <w:lang w:val="en-US"/>
+        </w:rPr>
+        <w:t>class</w:t>
+      </w:r>
+      <w:r>
+        <w:rPr>
+          <w:rFonts w:ascii="Cascadia Mono" w:hAnsi="Cascadia Mono" w:cs="Cascadia Mono"/>
+          <w:color w:val="A31515"/>
+          <w:sz w:val="19"/>
+          <w:szCs w:val="19"/>
+          <w:highlight w:val="white"/>
+          <w:lang w:val="en-US"/>
+        </w:rPr>
+        <w:t xml:space="preserve"> "</w:t>
       </w:r>
       <w:r>
         <w:rPr>
@@ -3948,7 +4058,7 @@
           <w:rFonts w:eastAsia="Times New Roman" w:cs="Times New Roman"/>
           <w:b/>
           <w:szCs w:val="28"/>
-          <w:lang w:val="en-US" w:eastAsia="ru-RU"/>
+          <w:lang w:eastAsia="ru-RU"/>
         </w:rPr>
       </w:pPr>
     </w:p>
@@ -5204,6 +5314,50 @@
           <w:rFonts w:eastAsia="Times New Roman" w:cs="Times New Roman"/>
           <w:b/>
           <w:szCs w:val="28"/>
+          <w:lang w:eastAsia="ru-RU"/>
+        </w:rPr>
+      </w:pPr>
+      <w:r>
+        <w:rPr>
+          <w:rFonts w:eastAsia="Times New Roman" w:cs="Times New Roman"/>
+          <w:b/>
+          <w:szCs w:val="28"/>
+          <w:lang w:eastAsia="ru-RU"/>
+        </w:rPr>
+        <w:t>С</w:t>
+      </w:r>
+      <w:r>
+        <w:rPr>
+          <w:rFonts w:eastAsia="Times New Roman" w:cs="Times New Roman"/>
+          <w:b/>
+          <w:szCs w:val="28"/>
+          <w:lang w:eastAsia="ru-RU"/>
+        </w:rPr>
+        <w:t>криншот формы просмотра основной таблицы с заполненными данными;</w:t>
+      </w:r>
+    </w:p>
+    <w:p>
+      <w:pPr>
+        <w:spacing w:after="160" w:line="259" w:lineRule="auto"/>
+        <w:ind w:firstLine="0"/>
+        <w:jc w:val="left"/>
+        <w:rPr>
+          <w:rFonts w:eastAsia="Times New Roman" w:cs="Times New Roman"/>
+          <w:b/>
+          <w:szCs w:val="28"/>
+          <w:lang w:eastAsia="ru-RU"/>
+        </w:rPr>
+      </w:pPr>
+    </w:p>
+    <w:p>
+      <w:pPr>
+        <w:spacing w:after="160" w:line="259" w:lineRule="auto"/>
+        <w:ind w:firstLine="0"/>
+        <w:jc w:val="center"/>
+        <w:rPr>
+          <w:rFonts w:eastAsia="Times New Roman" w:cs="Times New Roman"/>
+          <w:b/>
+          <w:szCs w:val="28"/>
           <w:lang w:val="en-US" w:eastAsia="ru-RU"/>
         </w:rPr>
       </w:pPr>
@@ -5212,58 +5366,13 @@
           <w:rFonts w:eastAsia="Times New Roman" w:cs="Times New Roman"/>
           <w:b/>
           <w:szCs w:val="28"/>
-          <w:lang w:eastAsia="ru-RU"/>
-        </w:rPr>
-        <w:t>С</w:t>
-      </w:r>
-      <w:r>
-        <w:rPr>
-          <w:rFonts w:eastAsia="Times New Roman" w:cs="Times New Roman"/>
-          <w:b/>
-          <w:szCs w:val="28"/>
-          <w:lang w:eastAsia="ru-RU"/>
-        </w:rPr>
-        <w:t>криншот формы просмотра основной таблицы с заполненными данными;</w:t>
-      </w:r>
-    </w:p>
-    <w:p>
-      <w:pPr>
-        <w:spacing w:after="160" w:line="259" w:lineRule="auto"/>
-        <w:ind w:firstLine="0"/>
-        <w:jc w:val="left"/>
-        <w:rPr>
-          <w:rFonts w:eastAsia="Times New Roman" w:cs="Times New Roman"/>
-          <w:b/>
-          <w:szCs w:val="28"/>
           <w:lang w:val="en-US" w:eastAsia="ru-RU"/>
         </w:rPr>
-      </w:pPr>
-    </w:p>
-    <w:p>
-      <w:pPr>
-        <w:spacing w:after="160" w:line="259" w:lineRule="auto"/>
-        <w:ind w:firstLine="0"/>
-        <w:jc w:val="center"/>
-        <w:rPr>
-          <w:rFonts w:eastAsia="Times New Roman" w:cs="Times New Roman"/>
-          <w:b/>
-          <w:szCs w:val="28"/>
-          <w:lang w:val="en-US" w:eastAsia="ru-RU"/>
-        </w:rPr>
-      </w:pPr>
-      <w:r>
-        <w:rPr>
-          <w:rFonts w:eastAsia="Times New Roman" w:cs="Times New Roman"/>
-          <w:b/>
-          <w:noProof/>
-          <w:szCs w:val="28"/>
-          <w:lang w:val="en-US" w:eastAsia="ru-RU"/>
-        </w:rPr>
         <w:drawing>
-          <wp:inline distT="0" distB="0" distL="0" distR="0" wp14:anchorId="5309BC6C" wp14:editId="09E22005">
-            <wp:extent cx="4732867" cy="2329128"/>
-            <wp:effectExtent l="0" t="0" r="0" b="0"/>
-            <wp:docPr id="7" name="Рисунок 7"/>
+          <wp:inline distT="0" distB="0" distL="0" distR="0" wp14:anchorId="7C141777" wp14:editId="5189CE61">
+            <wp:extent cx="5760085" cy="981075"/>
+            <wp:effectExtent l="0" t="0" r="0" b="9525"/>
+            <wp:docPr id="4" name="Рисунок 4"/>
             <wp:cNvGraphicFramePr>
               <a:graphicFrameLocks xmlns:a="http://schemas.openxmlformats.org/drawingml/2006/main" noChangeAspect="1"/>
             </wp:cNvGraphicFramePr>
@@ -5283,7 +5392,7 @@
                   <pic:spPr>
                     <a:xfrm>
                       <a:off x="0" y="0"/>
-                      <a:ext cx="4738706" cy="2332002"/>
+                      <a:ext cx="5760085" cy="981075"/>
                     </a:xfrm>
                     <a:prstGeom prst="rect">
                       <a:avLst/>
@@ -5311,64 +5420,63 @@
         <w:t xml:space="preserve"> </w:t>
       </w:r>
       <w:r>
-        <w:t>Ф</w:t>
-      </w:r>
-      <w:r>
-        <w:t>орм</w:t>
-      </w:r>
-      <w:r>
-        <w:t>а</w:t>
-      </w:r>
-      <w:r>
-        <w:t xml:space="preserve"> просмотра таблицы</w:t>
+        <w:t>Просмотр т</w:t>
+      </w:r>
+      <w:r>
+        <w:t>аблицы</w:t>
       </w:r>
       <w:r>
         <w:t xml:space="preserve"> Занятия</w:t>
       </w:r>
       <w:r>
-        <w:t xml:space="preserve"> с заполненными данными</w:t>
-      </w:r>
-    </w:p>
-    <w:p>
-      <w:pPr>
+        <w:t xml:space="preserve"> </w:t>
+      </w:r>
+      <w:r>
+        <w:t xml:space="preserve">в </w:t>
+      </w:r>
+      <w:r>
+        <w:rPr>
+          <w:lang w:val="en-US"/>
+        </w:rPr>
+        <w:t>PGAdmin</w:t>
+      </w:r>
+    </w:p>
+    <w:p>
+      <w:pPr>
+        <w:spacing w:after="160" w:line="259" w:lineRule="auto"/>
         <w:ind w:firstLine="0"/>
         <w:jc w:val="center"/>
-      </w:pPr>
-    </w:p>
-    <w:p>
-      <w:pPr>
+        <w:rPr>
+          <w:rFonts w:eastAsia="Times New Roman" w:cs="Times New Roman"/>
+          <w:b/>
+          <w:szCs w:val="28"/>
+          <w:lang w:eastAsia="ru-RU"/>
+        </w:rPr>
+      </w:pPr>
+    </w:p>
+    <w:p>
+      <w:pPr>
+        <w:spacing w:after="160" w:line="259" w:lineRule="auto"/>
         <w:ind w:firstLine="0"/>
         <w:jc w:val="center"/>
-      </w:pPr>
-    </w:p>
-    <w:p>
-      <w:pPr>
+        <w:rPr>
+          <w:rFonts w:eastAsia="Times New Roman" w:cs="Times New Roman"/>
+          <w:b/>
+          <w:szCs w:val="28"/>
+          <w:lang w:val="en-US" w:eastAsia="ru-RU"/>
+        </w:rPr>
+      </w:pPr>
+    </w:p>
+    <w:p>
+      <w:pPr>
+        <w:spacing w:after="160" w:line="259" w:lineRule="auto"/>
         <w:ind w:firstLine="0"/>
         <w:jc w:val="center"/>
-      </w:pPr>
-    </w:p>
-    <w:p>
-      <w:pPr>
-        <w:ind w:firstLine="0"/>
-        <w:jc w:val="center"/>
-        <w:rPr>
-          <w:rFonts w:eastAsia="Times New Roman" w:cs="Times New Roman"/>
-          <w:bCs/>
-          <w:szCs w:val="28"/>
-          <w:lang w:eastAsia="ru-RU"/>
-        </w:rPr>
-      </w:pPr>
-    </w:p>
-    <w:p>
-      <w:pPr>
-        <w:spacing w:after="160" w:line="259" w:lineRule="auto"/>
-        <w:ind w:firstLine="0"/>
-        <w:jc w:val="left"/>
         <w:rPr>
           <w:rFonts w:eastAsia="Times New Roman" w:cs="Times New Roman"/>
           <w:b/>
           <w:szCs w:val="28"/>
-          <w:lang w:eastAsia="ru-RU"/>
+          <w:lang w:val="en-US" w:eastAsia="ru-RU"/>
         </w:rPr>
       </w:pPr>
       <w:r>
@@ -5376,59 +5484,14 @@
           <w:rFonts w:eastAsia="Times New Roman" w:cs="Times New Roman"/>
           <w:b/>
           <w:szCs w:val="28"/>
-          <w:lang w:eastAsia="ru-RU"/>
+          <w:lang w:val="en-US" w:eastAsia="ru-RU"/>
         </w:rPr>
         <w:lastRenderedPageBreak/>
-        <w:t>С</w:t>
-      </w:r>
-      <w:r>
-        <w:rPr>
-          <w:rFonts w:eastAsia="Times New Roman" w:cs="Times New Roman"/>
-          <w:b/>
-          <w:szCs w:val="28"/>
-          <w:lang w:eastAsia="ru-RU"/>
-        </w:rPr>
-        <w:t>криншот формы редактирования основной таблицы с заполненными данными;</w:t>
-      </w:r>
-    </w:p>
-    <w:p>
-      <w:pPr>
-        <w:spacing w:after="160" w:line="259" w:lineRule="auto"/>
-        <w:ind w:firstLine="0"/>
-        <w:jc w:val="left"/>
-        <w:rPr>
-          <w:rFonts w:eastAsia="Times New Roman" w:cs="Times New Roman"/>
-          <w:b/>
-          <w:szCs w:val="28"/>
-          <w:lang w:eastAsia="ru-RU"/>
-        </w:rPr>
-      </w:pPr>
-    </w:p>
-    <w:p>
-      <w:pPr>
-        <w:spacing w:after="160" w:line="259" w:lineRule="auto"/>
-        <w:ind w:firstLine="0"/>
-        <w:jc w:val="center"/>
-        <w:rPr>
-          <w:rFonts w:eastAsia="Times New Roman" w:cs="Times New Roman"/>
-          <w:b/>
-          <w:szCs w:val="28"/>
-          <w:lang w:eastAsia="ru-RU"/>
-        </w:rPr>
-      </w:pPr>
-      <w:r>
-        <w:rPr>
-          <w:rFonts w:eastAsia="Times New Roman" w:cs="Times New Roman"/>
-          <w:b/>
-          <w:noProof/>
-          <w:szCs w:val="28"/>
-          <w:lang w:val="en-US" w:eastAsia="ru-RU"/>
-        </w:rPr>
         <w:drawing>
-          <wp:inline distT="0" distB="0" distL="0" distR="0" wp14:anchorId="3A519C21" wp14:editId="67DF8071">
-            <wp:extent cx="3724795" cy="4734586"/>
-            <wp:effectExtent l="0" t="0" r="9525" b="8890"/>
-            <wp:docPr id="9" name="Рисунок 9"/>
+          <wp:inline distT="0" distB="0" distL="0" distR="0" wp14:anchorId="35E36902" wp14:editId="492C64A9">
+            <wp:extent cx="5760085" cy="2108200"/>
+            <wp:effectExtent l="0" t="0" r="0" b="6350"/>
+            <wp:docPr id="1" name="Рисунок 1"/>
             <wp:cNvGraphicFramePr>
               <a:graphicFrameLocks xmlns:a="http://schemas.openxmlformats.org/drawingml/2006/main" noChangeAspect="1"/>
             </wp:cNvGraphicFramePr>
@@ -5448,7 +5511,7 @@
                   <pic:spPr>
                     <a:xfrm>
                       <a:off x="0" y="0"/>
-                      <a:ext cx="3724795" cy="4734586"/>
+                      <a:ext cx="5760085" cy="2108200"/>
                     </a:xfrm>
                     <a:prstGeom prst="rect">
                       <a:avLst/>
@@ -5470,7 +5533,10 @@
         <w:t xml:space="preserve">Рис. </w:t>
       </w:r>
       <w:r>
-        <w:t>2 –</w:t>
+        <w:t>2</w:t>
+      </w:r>
+      <w:r>
+        <w:t xml:space="preserve"> –</w:t>
       </w:r>
       <w:r>
         <w:t xml:space="preserve"> </w:t>
@@ -5485,11 +5551,25 @@
         <w:t>а</w:t>
       </w:r>
       <w:r>
-        <w:t xml:space="preserve"> </w:t>
-      </w:r>
-      <w:r>
-        <w:t>Редактирования занятия</w:t>
-      </w:r>
+        <w:t xml:space="preserve"> просмотра таблицы</w:t>
+      </w:r>
+      <w:r>
+        <w:t xml:space="preserve"> Занятия</w:t>
+      </w:r>
+      <w:r>
+        <w:t xml:space="preserve"> с заполненными данными</w:t>
+      </w:r>
+    </w:p>
+    <w:p>
+      <w:pPr>
+        <w:ind w:firstLine="0"/>
+        <w:rPr>
+          <w:rFonts w:eastAsia="Times New Roman" w:cs="Times New Roman"/>
+          <w:bCs/>
+          <w:szCs w:val="28"/>
+          <w:lang w:eastAsia="ru-RU"/>
+        </w:rPr>
+      </w:pPr>
     </w:p>
     <w:p>
       <w:pPr>
@@ -5503,6 +5583,24 @@
           <w:lang w:eastAsia="ru-RU"/>
         </w:rPr>
       </w:pPr>
+      <w:r>
+        <w:rPr>
+          <w:rFonts w:eastAsia="Times New Roman" w:cs="Times New Roman"/>
+          <w:b/>
+          <w:szCs w:val="28"/>
+          <w:lang w:eastAsia="ru-RU"/>
+        </w:rPr>
+        <w:t>С</w:t>
+      </w:r>
+      <w:r>
+        <w:rPr>
+          <w:rFonts w:eastAsia="Times New Roman" w:cs="Times New Roman"/>
+          <w:b/>
+          <w:szCs w:val="28"/>
+          <w:lang w:eastAsia="ru-RU"/>
+        </w:rPr>
+        <w:t>криншот формы редактирования основной таблицы с заполненными данными;</w:t>
+      </w:r>
     </w:p>
     <w:p>
       <w:pPr>
@@ -5521,79 +5619,12 @@
       <w:pPr>
         <w:spacing w:after="160" w:line="259" w:lineRule="auto"/>
         <w:ind w:firstLine="0"/>
-        <w:jc w:val="left"/>
+        <w:jc w:val="center"/>
         <w:rPr>
           <w:rFonts w:eastAsia="Times New Roman" w:cs="Times New Roman"/>
           <w:b/>
           <w:szCs w:val="28"/>
           <w:lang w:eastAsia="ru-RU"/>
-        </w:rPr>
-      </w:pPr>
-      <w:r>
-        <w:rPr>
-          <w:rFonts w:eastAsia="Times New Roman" w:cs="Times New Roman"/>
-          <w:b/>
-          <w:szCs w:val="28"/>
-          <w:lang w:eastAsia="ru-RU"/>
-        </w:rPr>
-        <w:br w:type="page"/>
-      </w:r>
-    </w:p>
-    <w:p>
-      <w:pPr>
-        <w:spacing w:after="160" w:line="259" w:lineRule="auto"/>
-        <w:ind w:firstLine="0"/>
-        <w:jc w:val="left"/>
-        <w:rPr>
-          <w:rFonts w:eastAsia="Times New Roman" w:cs="Times New Roman"/>
-          <w:b/>
-          <w:szCs w:val="28"/>
-          <w:lang w:eastAsia="ru-RU"/>
-        </w:rPr>
-      </w:pPr>
-      <w:r>
-        <w:rPr>
-          <w:rFonts w:eastAsia="Times New Roman" w:cs="Times New Roman"/>
-          <w:b/>
-          <w:szCs w:val="28"/>
-          <w:lang w:eastAsia="ru-RU"/>
-        </w:rPr>
-        <w:lastRenderedPageBreak/>
-        <w:t>С</w:t>
-      </w:r>
-      <w:r>
-        <w:rPr>
-          <w:rFonts w:eastAsia="Times New Roman" w:cs="Times New Roman"/>
-          <w:b/>
-          <w:szCs w:val="28"/>
-          <w:lang w:eastAsia="ru-RU"/>
-        </w:rPr>
-        <w:t>криншот результатов отбора данных (панель отбора и отобранные строки).</w:t>
-      </w:r>
-    </w:p>
-    <w:p>
-      <w:pPr>
-        <w:spacing w:after="160" w:line="259" w:lineRule="auto"/>
-        <w:ind w:firstLine="0"/>
-        <w:jc w:val="left"/>
-        <w:rPr>
-          <w:rFonts w:eastAsia="Times New Roman" w:cs="Times New Roman"/>
-          <w:b/>
-          <w:szCs w:val="28"/>
-          <w:lang w:eastAsia="ru-RU"/>
-        </w:rPr>
-      </w:pPr>
-    </w:p>
-    <w:p>
-      <w:pPr>
-        <w:spacing w:after="160" w:line="259" w:lineRule="auto"/>
-        <w:ind w:firstLine="0"/>
-        <w:jc w:val="center"/>
-        <w:rPr>
-          <w:rFonts w:eastAsia="Times New Roman" w:cs="Times New Roman"/>
-          <w:b/>
-          <w:szCs w:val="28"/>
-          <w:lang w:val="en-US" w:eastAsia="ru-RU"/>
         </w:rPr>
       </w:pPr>
       <w:r>
@@ -5605,10 +5636,10 @@
           <w:lang w:val="en-US" w:eastAsia="ru-RU"/>
         </w:rPr>
         <w:drawing>
-          <wp:inline distT="0" distB="0" distL="0" distR="0" wp14:anchorId="68EDDF6E" wp14:editId="66A5475D">
-            <wp:extent cx="5760085" cy="2828925"/>
-            <wp:effectExtent l="0" t="0" r="0" b="9525"/>
-            <wp:docPr id="10" name="Рисунок 10"/>
+          <wp:inline distT="0" distB="0" distL="0" distR="0" wp14:anchorId="3A519C21" wp14:editId="67DF8071">
+            <wp:extent cx="3724795" cy="4734586"/>
+            <wp:effectExtent l="0" t="0" r="9525" b="8890"/>
+            <wp:docPr id="9" name="Рисунок 9"/>
             <wp:cNvGraphicFramePr>
               <a:graphicFrameLocks xmlns:a="http://schemas.openxmlformats.org/drawingml/2006/main" noChangeAspect="1"/>
             </wp:cNvGraphicFramePr>
@@ -5628,7 +5659,7 @@
                   <pic:spPr>
                     <a:xfrm>
                       <a:off x="0" y="0"/>
-                      <a:ext cx="5760085" cy="2828925"/>
+                      <a:ext cx="3724795" cy="4734586"/>
                     </a:xfrm>
                     <a:prstGeom prst="rect">
                       <a:avLst/>
@@ -5650,7 +5681,10 @@
         <w:t xml:space="preserve">Рис. </w:t>
       </w:r>
       <w:r>
-        <w:t>3 –</w:t>
+        <w:t>3</w:t>
+      </w:r>
+      <w:r>
+        <w:t xml:space="preserve"> –</w:t>
       </w:r>
       <w:r>
         <w:t xml:space="preserve"> </w:t>
@@ -5665,6 +5699,172 @@
         <w:t>а</w:t>
       </w:r>
       <w:r>
+        <w:t xml:space="preserve"> </w:t>
+      </w:r>
+      <w:r>
+        <w:t>Редактирования занятия</w:t>
+      </w:r>
+    </w:p>
+    <w:p>
+      <w:pPr>
+        <w:spacing w:after="160" w:line="259" w:lineRule="auto"/>
+        <w:ind w:firstLine="0"/>
+        <w:jc w:val="left"/>
+        <w:rPr>
+          <w:rFonts w:eastAsia="Times New Roman" w:cs="Times New Roman"/>
+          <w:b/>
+          <w:szCs w:val="28"/>
+          <w:lang w:eastAsia="ru-RU"/>
+        </w:rPr>
+      </w:pPr>
+    </w:p>
+    <w:p>
+      <w:pPr>
+        <w:spacing w:after="160" w:line="259" w:lineRule="auto"/>
+        <w:ind w:firstLine="0"/>
+        <w:jc w:val="left"/>
+        <w:rPr>
+          <w:rFonts w:eastAsia="Times New Roman" w:cs="Times New Roman"/>
+          <w:b/>
+          <w:szCs w:val="28"/>
+          <w:lang w:eastAsia="ru-RU"/>
+        </w:rPr>
+      </w:pPr>
+    </w:p>
+    <w:p>
+      <w:pPr>
+        <w:spacing w:after="160" w:line="259" w:lineRule="auto"/>
+        <w:ind w:firstLine="0"/>
+        <w:jc w:val="left"/>
+        <w:rPr>
+          <w:rFonts w:eastAsia="Times New Roman" w:cs="Times New Roman"/>
+          <w:b/>
+          <w:szCs w:val="28"/>
+          <w:lang w:eastAsia="ru-RU"/>
+        </w:rPr>
+      </w:pPr>
+      <w:r>
+        <w:rPr>
+          <w:rFonts w:eastAsia="Times New Roman" w:cs="Times New Roman"/>
+          <w:b/>
+          <w:szCs w:val="28"/>
+          <w:lang w:eastAsia="ru-RU"/>
+        </w:rPr>
+        <w:br w:type="page"/>
+      </w:r>
+      <w:r>
+        <w:rPr>
+          <w:rFonts w:eastAsia="Times New Roman" w:cs="Times New Roman"/>
+          <w:b/>
+          <w:szCs w:val="28"/>
+          <w:lang w:eastAsia="ru-RU"/>
+        </w:rPr>
+        <w:lastRenderedPageBreak/>
+        <w:t>С</w:t>
+      </w:r>
+      <w:r>
+        <w:rPr>
+          <w:rFonts w:eastAsia="Times New Roman" w:cs="Times New Roman"/>
+          <w:b/>
+          <w:szCs w:val="28"/>
+          <w:lang w:eastAsia="ru-RU"/>
+        </w:rPr>
+        <w:t>криншот результатов отбора данных (панель отбора и отобранные строки).</w:t>
+      </w:r>
+    </w:p>
+    <w:p>
+      <w:pPr>
+        <w:spacing w:after="160" w:line="259" w:lineRule="auto"/>
+        <w:ind w:firstLine="0"/>
+        <w:jc w:val="left"/>
+        <w:rPr>
+          <w:rFonts w:eastAsia="Times New Roman" w:cs="Times New Roman"/>
+          <w:b/>
+          <w:szCs w:val="28"/>
+          <w:lang w:eastAsia="ru-RU"/>
+        </w:rPr>
+      </w:pPr>
+    </w:p>
+    <w:p>
+      <w:pPr>
+        <w:spacing w:after="160" w:line="259" w:lineRule="auto"/>
+        <w:ind w:firstLine="0"/>
+        <w:jc w:val="center"/>
+        <w:rPr>
+          <w:rFonts w:eastAsia="Times New Roman" w:cs="Times New Roman"/>
+          <w:b/>
+          <w:szCs w:val="28"/>
+          <w:lang w:val="en-US" w:eastAsia="ru-RU"/>
+        </w:rPr>
+      </w:pPr>
+      <w:r>
+        <w:rPr>
+          <w:noProof/>
+        </w:rPr>
+        <w:drawing>
+          <wp:inline distT="0" distB="0" distL="0" distR="0" wp14:anchorId="3A358E7C" wp14:editId="0D9C2860">
+            <wp:extent cx="5760085" cy="2108200"/>
+            <wp:effectExtent l="0" t="0" r="0" b="6350"/>
+            <wp:docPr id="5" name="Рисунок 5"/>
+            <wp:cNvGraphicFramePr>
+              <a:graphicFrameLocks xmlns:a="http://schemas.openxmlformats.org/drawingml/2006/main" noChangeAspect="1"/>
+            </wp:cNvGraphicFramePr>
+            <a:graphic xmlns:a="http://schemas.openxmlformats.org/drawingml/2006/main">
+              <a:graphicData uri="http://schemas.openxmlformats.org/drawingml/2006/picture">
+                <pic:pic xmlns:pic="http://schemas.openxmlformats.org/drawingml/2006/picture">
+                  <pic:nvPicPr>
+                    <pic:cNvPr id="1" name=""/>
+                    <pic:cNvPicPr/>
+                  </pic:nvPicPr>
+                  <pic:blipFill>
+                    <a:blip r:embed="rId13"/>
+                    <a:stretch>
+                      <a:fillRect/>
+                    </a:stretch>
+                  </pic:blipFill>
+                  <pic:spPr>
+                    <a:xfrm>
+                      <a:off x="0" y="0"/>
+                      <a:ext cx="5760085" cy="2108200"/>
+                    </a:xfrm>
+                    <a:prstGeom prst="rect">
+                      <a:avLst/>
+                    </a:prstGeom>
+                  </pic:spPr>
+                </pic:pic>
+              </a:graphicData>
+            </a:graphic>
+          </wp:inline>
+        </w:drawing>
+      </w:r>
+    </w:p>
+    <w:p>
+      <w:pPr>
+        <w:ind w:firstLine="0"/>
+        <w:jc w:val="center"/>
+      </w:pPr>
+      <w:r>
+        <w:t xml:space="preserve">Рис. </w:t>
+      </w:r>
+      <w:r>
+        <w:t>4</w:t>
+      </w:r>
+      <w:r>
+        <w:t xml:space="preserve"> –</w:t>
+      </w:r>
+      <w:r>
+        <w:t xml:space="preserve"> </w:t>
+      </w:r>
+      <w:r>
+        <w:t>Ф</w:t>
+      </w:r>
+      <w:r>
+        <w:t>орм</w:t>
+      </w:r>
+      <w:r>
+        <w:t>а</w:t>
+      </w:r>
+      <w:r>
         <w:t xml:space="preserve"> просмотра </w:t>
       </w:r>
       <w:r>
@@ -5688,9 +5888,6 @@
       <w:r>
         <w:t>й</w:t>
       </w:r>
-      <w:r>
-        <w:t xml:space="preserve"> и числу студентов в группе</w:t>
-      </w:r>
     </w:p>
     <w:p>
       <w:pPr>
@@ -5704,8 +5901,106 @@
         </w:rPr>
       </w:pPr>
     </w:p>
+    <w:p>
+      <w:pPr>
+        <w:spacing w:after="160" w:line="259" w:lineRule="auto"/>
+        <w:ind w:firstLine="0"/>
+        <w:jc w:val="center"/>
+        <w:rPr>
+          <w:rFonts w:eastAsia="Times New Roman" w:cs="Times New Roman"/>
+          <w:b/>
+          <w:szCs w:val="28"/>
+          <w:lang w:val="en-US" w:eastAsia="ru-RU"/>
+        </w:rPr>
+      </w:pPr>
+      <w:r>
+        <w:rPr>
+          <w:noProof/>
+        </w:rPr>
+        <w:drawing>
+          <wp:inline distT="0" distB="0" distL="0" distR="0" wp14:anchorId="3EFF8FC6" wp14:editId="20BBC639">
+            <wp:extent cx="5760085" cy="2108200"/>
+            <wp:effectExtent l="0" t="0" r="0" b="6350"/>
+            <wp:docPr id="12" name="Рисунок 12"/>
+            <wp:cNvGraphicFramePr>
+              <a:graphicFrameLocks xmlns:a="http://schemas.openxmlformats.org/drawingml/2006/main" noChangeAspect="1"/>
+            </wp:cNvGraphicFramePr>
+            <a:graphic xmlns:a="http://schemas.openxmlformats.org/drawingml/2006/main">
+              <a:graphicData uri="http://schemas.openxmlformats.org/drawingml/2006/picture">
+                <pic:pic xmlns:pic="http://schemas.openxmlformats.org/drawingml/2006/picture">
+                  <pic:nvPicPr>
+                    <pic:cNvPr id="1" name=""/>
+                    <pic:cNvPicPr/>
+                  </pic:nvPicPr>
+                  <pic:blipFill>
+                    <a:blip r:embed="rId14"/>
+                    <a:stretch>
+                      <a:fillRect/>
+                    </a:stretch>
+                  </pic:blipFill>
+                  <pic:spPr>
+                    <a:xfrm>
+                      <a:off x="0" y="0"/>
+                      <a:ext cx="5760085" cy="2108200"/>
+                    </a:xfrm>
+                    <a:prstGeom prst="rect">
+                      <a:avLst/>
+                    </a:prstGeom>
+                  </pic:spPr>
+                </pic:pic>
+              </a:graphicData>
+            </a:graphic>
+          </wp:inline>
+        </w:drawing>
+      </w:r>
+    </w:p>
+    <w:p>
+      <w:pPr>
+        <w:ind w:firstLine="0"/>
+        <w:jc w:val="center"/>
+      </w:pPr>
+      <w:r>
+        <w:t xml:space="preserve">Рис. </w:t>
+      </w:r>
+      <w:r>
+        <w:t>5</w:t>
+      </w:r>
+      <w:r>
+        <w:t xml:space="preserve"> –</w:t>
+      </w:r>
+      <w:r>
+        <w:t xml:space="preserve"> </w:t>
+      </w:r>
+      <w:r>
+        <w:t>Ф</w:t>
+      </w:r>
+      <w:r>
+        <w:t>орм</w:t>
+      </w:r>
+      <w:r>
+        <w:t>а</w:t>
+      </w:r>
+      <w:r>
+        <w:t xml:space="preserve"> просмотра </w:t>
+      </w:r>
+      <w:r>
+        <w:t>Занятий</w:t>
+      </w:r>
+      <w:r>
+        <w:t xml:space="preserve"> с</w:t>
+      </w:r>
+      <w:r>
+        <w:t xml:space="preserve"> отфильтрованными</w:t>
+      </w:r>
+      <w:r>
+        <w:t xml:space="preserve"> данными</w:t>
+      </w:r>
+      <w:r>
+        <w:t xml:space="preserve"> по вместимости аудиторий и числу студентов в группе</w:t>
+      </w:r>
+    </w:p>
     <w:sectPr>
-      <w:footerReference w:type="default" r:id="rId13"/>
+      <w:footerReference w:type="default" r:id="rId15"/>
       <w:pgSz w:w="11906" w:h="16838"/>
       <w:pgMar w:top="851" w:right="1134" w:bottom="851" w:left="1701" w:header="709" w:footer="709" w:gutter="0"/>
       <w:cols w:space="708"/>
